--- a/Acta De Constitucion Marketplace.docx
+++ b/Acta De Constitucion Marketplace.docx
@@ -2263,9 +2263,17 @@
                 <w:szCs w:val="20"/>
                 <w:lang w:eastAsia="es-VE"/>
               </w:rPr>
-              <w:t>20</w:t>
-            </w:r>
-            <w:r>
+              <w:t>20/9/2026</w:t>
+            </w:r>
+          </w:p>
+        </w:tc>
+        <w:tc>
+          <w:tcPr>
+            <w:tcW w:w="950" w:type="dxa"/>
+          </w:tcPr>
+          <w:p>
+            <w:pPr>
+              <w:spacing w:after="0" w:line="240" w:lineRule="auto"/>
               <w:rPr>
                 <w:rFonts w:eastAsia="Times New Roman" w:cs="Arial"/>
                 <w:bCs/>
@@ -2274,8 +2282,7 @@
                 <w:szCs w:val="20"/>
                 <w:lang w:eastAsia="es-VE"/>
               </w:rPr>
-              <w:t>/</w:t>
-            </w:r>
+            </w:pPr>
             <w:r>
               <w:rPr>
                 <w:rFonts w:eastAsia="Times New Roman" w:cs="Arial"/>
@@ -2285,9 +2292,17 @@
                 <w:szCs w:val="20"/>
                 <w:lang w:eastAsia="es-VE"/>
               </w:rPr>
-              <w:t>9</w:t>
-            </w:r>
-            <w:r>
+              <w:t>2</w:t>
+            </w:r>
+          </w:p>
+        </w:tc>
+        <w:tc>
+          <w:tcPr>
+            <w:tcW w:w="1628" w:type="dxa"/>
+          </w:tcPr>
+          <w:p>
+            <w:pPr>
+              <w:spacing w:after="0" w:line="240" w:lineRule="auto"/>
               <w:rPr>
                 <w:rFonts w:eastAsia="Times New Roman" w:cs="Arial"/>
                 <w:bCs/>
@@ -2296,17 +2311,8 @@
                 <w:szCs w:val="20"/>
                 <w:lang w:eastAsia="es-VE"/>
               </w:rPr>
-              <w:t>/2026</w:t>
-            </w:r>
-          </w:p>
-        </w:tc>
-        <w:tc>
-          <w:tcPr>
-            <w:tcW w:w="950" w:type="dxa"/>
-          </w:tcPr>
-          <w:p>
-            <w:pPr>
-              <w:spacing w:after="0" w:line="240" w:lineRule="auto"/>
+            </w:pPr>
+            <w:r>
               <w:rPr>
                 <w:rFonts w:eastAsia="Times New Roman" w:cs="Arial"/>
                 <w:bCs/>
@@ -2315,8 +2321,17 @@
                 <w:szCs w:val="20"/>
                 <w:lang w:eastAsia="es-VE"/>
               </w:rPr>
-            </w:pPr>
-            <w:r>
+              <w:t>Samuel Aguilar</w:t>
+            </w:r>
+          </w:p>
+        </w:tc>
+        <w:tc>
+          <w:tcPr>
+            <w:tcW w:w="1683" w:type="dxa"/>
+          </w:tcPr>
+          <w:p>
+            <w:pPr>
+              <w:spacing w:after="0" w:line="240" w:lineRule="auto"/>
               <w:rPr>
                 <w:rFonts w:eastAsia="Times New Roman" w:cs="Arial"/>
                 <w:bCs/>
@@ -2325,17 +2340,8 @@
                 <w:szCs w:val="20"/>
                 <w:lang w:eastAsia="es-VE"/>
               </w:rPr>
-              <w:t>2</w:t>
-            </w:r>
-          </w:p>
-        </w:tc>
-        <w:tc>
-          <w:tcPr>
-            <w:tcW w:w="1628" w:type="dxa"/>
-          </w:tcPr>
-          <w:p>
-            <w:pPr>
-              <w:spacing w:after="0" w:line="240" w:lineRule="auto"/>
+            </w:pPr>
+            <w:r>
               <w:rPr>
                 <w:rFonts w:eastAsia="Times New Roman" w:cs="Arial"/>
                 <w:bCs/>
@@ -2344,8 +2350,17 @@
                 <w:szCs w:val="20"/>
                 <w:lang w:eastAsia="es-VE"/>
               </w:rPr>
-            </w:pPr>
-            <w:r>
+              <w:t>Universidad El Bosque</w:t>
+            </w:r>
+          </w:p>
+        </w:tc>
+        <w:tc>
+          <w:tcPr>
+            <w:tcW w:w="3041" w:type="dxa"/>
+          </w:tcPr>
+          <w:p>
+            <w:pPr>
+              <w:spacing w:after="0" w:line="240" w:lineRule="auto"/>
               <w:rPr>
                 <w:rFonts w:eastAsia="Times New Roman" w:cs="Arial"/>
                 <w:bCs/>
@@ -2354,17 +2369,8 @@
                 <w:szCs w:val="20"/>
                 <w:lang w:eastAsia="es-VE"/>
               </w:rPr>
-              <w:t>Samuel Aguilar</w:t>
-            </w:r>
-          </w:p>
-        </w:tc>
-        <w:tc>
-          <w:tcPr>
-            <w:tcW w:w="1683" w:type="dxa"/>
-          </w:tcPr>
-          <w:p>
-            <w:pPr>
-              <w:spacing w:after="0" w:line="240" w:lineRule="auto"/>
+            </w:pPr>
+            <w:r>
               <w:rPr>
                 <w:rFonts w:eastAsia="Times New Roman" w:cs="Arial"/>
                 <w:bCs/>
@@ -2373,8 +2379,19 @@
                 <w:szCs w:val="20"/>
                 <w:lang w:eastAsia="es-VE"/>
               </w:rPr>
-            </w:pPr>
-            <w:r>
+              <w:t>Se completo el objetivo y alcance del proyecto teniendo en cuenta los requerimientos del proyecto ya mencionado</w:t>
+            </w:r>
+          </w:p>
+        </w:tc>
+      </w:tr>
+      <w:tr>
+        <w:tc>
+          <w:tcPr>
+            <w:tcW w:w="1418" w:type="dxa"/>
+          </w:tcPr>
+          <w:p>
+            <w:pPr>
+              <w:spacing w:after="0" w:line="240" w:lineRule="auto"/>
               <w:rPr>
                 <w:rFonts w:eastAsia="Times New Roman" w:cs="Arial"/>
                 <w:bCs/>
@@ -2383,17 +2400,8 @@
                 <w:szCs w:val="20"/>
                 <w:lang w:eastAsia="es-VE"/>
               </w:rPr>
-              <w:t>Universidad El Bosque</w:t>
-            </w:r>
-          </w:p>
-        </w:tc>
-        <w:tc>
-          <w:tcPr>
-            <w:tcW w:w="3041" w:type="dxa"/>
-          </w:tcPr>
-          <w:p>
-            <w:pPr>
-              <w:spacing w:after="0" w:line="240" w:lineRule="auto"/>
+            </w:pPr>
+            <w:r>
               <w:rPr>
                 <w:rFonts w:eastAsia="Times New Roman" w:cs="Arial"/>
                 <w:bCs/>
@@ -2402,8 +2410,17 @@
                 <w:szCs w:val="20"/>
                 <w:lang w:eastAsia="es-VE"/>
               </w:rPr>
-            </w:pPr>
-            <w:r>
+              <w:t>24/9/2026</w:t>
+            </w:r>
+          </w:p>
+        </w:tc>
+        <w:tc>
+          <w:tcPr>
+            <w:tcW w:w="950" w:type="dxa"/>
+          </w:tcPr>
+          <w:p>
+            <w:pPr>
+              <w:spacing w:after="0" w:line="240" w:lineRule="auto"/>
               <w:rPr>
                 <w:rFonts w:eastAsia="Times New Roman" w:cs="Arial"/>
                 <w:bCs/>
@@ -2412,19 +2429,8 @@
                 <w:szCs w:val="20"/>
                 <w:lang w:eastAsia="es-VE"/>
               </w:rPr>
-              <w:t>Se completo el objetivo y alcance del proyecto teniendo en cuenta los requerimientos del proyecto ya mencionado</w:t>
-            </w:r>
-          </w:p>
-        </w:tc>
-      </w:tr>
-      <w:tr>
-        <w:tc>
-          <w:tcPr>
-            <w:tcW w:w="1418" w:type="dxa"/>
-          </w:tcPr>
-          <w:p>
-            <w:pPr>
-              <w:spacing w:after="0" w:line="240" w:lineRule="auto"/>
+            </w:pPr>
+            <w:r>
               <w:rPr>
                 <w:rFonts w:eastAsia="Times New Roman" w:cs="Arial"/>
                 <w:bCs/>
@@ -2433,8 +2439,17 @@
                 <w:szCs w:val="20"/>
                 <w:lang w:eastAsia="es-VE"/>
               </w:rPr>
-            </w:pPr>
-            <w:r>
+              <w:t>3</w:t>
+            </w:r>
+          </w:p>
+        </w:tc>
+        <w:tc>
+          <w:tcPr>
+            <w:tcW w:w="1628" w:type="dxa"/>
+          </w:tcPr>
+          <w:p>
+            <w:pPr>
+              <w:spacing w:after="0" w:line="240" w:lineRule="auto"/>
               <w:rPr>
                 <w:rFonts w:eastAsia="Times New Roman" w:cs="Arial"/>
                 <w:bCs/>
@@ -2443,8 +2458,7 @@
                 <w:szCs w:val="20"/>
                 <w:lang w:eastAsia="es-VE"/>
               </w:rPr>
-              <w:t>24</w:t>
-            </w:r>
+            </w:pPr>
             <w:r>
               <w:rPr>
                 <w:rFonts w:eastAsia="Times New Roman" w:cs="Arial"/>
@@ -2454,9 +2468,17 @@
                 <w:szCs w:val="20"/>
                 <w:lang w:eastAsia="es-VE"/>
               </w:rPr>
-              <w:t>/</w:t>
-            </w:r>
-            <w:r>
+              <w:t>Samuel Aguilar</w:t>
+            </w:r>
+          </w:p>
+        </w:tc>
+        <w:tc>
+          <w:tcPr>
+            <w:tcW w:w="1683" w:type="dxa"/>
+          </w:tcPr>
+          <w:p>
+            <w:pPr>
+              <w:spacing w:after="0" w:line="240" w:lineRule="auto"/>
               <w:rPr>
                 <w:rFonts w:eastAsia="Times New Roman" w:cs="Arial"/>
                 <w:bCs/>
@@ -2465,8 +2487,7 @@
                 <w:szCs w:val="20"/>
                 <w:lang w:eastAsia="es-VE"/>
               </w:rPr>
-              <w:t>9</w:t>
-            </w:r>
+            </w:pPr>
             <w:r>
               <w:rPr>
                 <w:rFonts w:eastAsia="Times New Roman" w:cs="Arial"/>
@@ -2476,13 +2497,13 @@
                 <w:szCs w:val="20"/>
                 <w:lang w:eastAsia="es-VE"/>
               </w:rPr>
-              <w:t>/2026</w:t>
-            </w:r>
-          </w:p>
-        </w:tc>
-        <w:tc>
-          <w:tcPr>
-            <w:tcW w:w="950" w:type="dxa"/>
+              <w:t>Universidad El Bosque</w:t>
+            </w:r>
+          </w:p>
+        </w:tc>
+        <w:tc>
+          <w:tcPr>
+            <w:tcW w:w="3041" w:type="dxa"/>
           </w:tcPr>
           <w:p>
             <w:pPr>
@@ -2505,13 +2526,15 @@
                 <w:szCs w:val="20"/>
                 <w:lang w:eastAsia="es-VE"/>
               </w:rPr>
-              <w:t>3</w:t>
-            </w:r>
-          </w:p>
-        </w:tc>
-        <w:tc>
-          <w:tcPr>
-            <w:tcW w:w="1628" w:type="dxa"/>
+              <w:t>Se ajustaron presupuestos teniendo en cuenta la información obtenida y el trabajo realizado y se estimo una cifra por nuestro trabajo</w:t>
+            </w:r>
+          </w:p>
+        </w:tc>
+      </w:tr>
+      <w:tr>
+        <w:tc>
+          <w:tcPr>
+            <w:tcW w:w="1418" w:type="dxa"/>
           </w:tcPr>
           <w:p>
             <w:pPr>
@@ -2534,13 +2557,13 @@
                 <w:szCs w:val="20"/>
                 <w:lang w:eastAsia="es-VE"/>
               </w:rPr>
-              <w:t>Samuel Aguilar</w:t>
-            </w:r>
-          </w:p>
-        </w:tc>
-        <w:tc>
-          <w:tcPr>
-            <w:tcW w:w="1683" w:type="dxa"/>
+              <w:t>30/9/2026</w:t>
+            </w:r>
+          </w:p>
+        </w:tc>
+        <w:tc>
+          <w:tcPr>
+            <w:tcW w:w="950" w:type="dxa"/>
           </w:tcPr>
           <w:p>
             <w:pPr>
@@ -2563,13 +2586,13 @@
                 <w:szCs w:val="20"/>
                 <w:lang w:eastAsia="es-VE"/>
               </w:rPr>
-              <w:t>Universidad El Bosque</w:t>
-            </w:r>
-          </w:p>
-        </w:tc>
-        <w:tc>
-          <w:tcPr>
-            <w:tcW w:w="3041" w:type="dxa"/>
+              <w:t>4</w:t>
+            </w:r>
+          </w:p>
+        </w:tc>
+        <w:tc>
+          <w:tcPr>
+            <w:tcW w:w="1628" w:type="dxa"/>
           </w:tcPr>
           <w:p>
             <w:pPr>
@@ -2592,15 +2615,13 @@
                 <w:szCs w:val="20"/>
                 <w:lang w:eastAsia="es-VE"/>
               </w:rPr>
-              <w:t>Se ajustaron presupuestos teniendo en cuenta la información obtenida y el trabajo realizado y se estimo una cifra por nuestro trabajo</w:t>
-            </w:r>
-          </w:p>
-        </w:tc>
-      </w:tr>
-      <w:tr>
-        <w:tc>
-          <w:tcPr>
-            <w:tcW w:w="1418" w:type="dxa"/>
+              <w:t>Samuel Aguilar</w:t>
+            </w:r>
+          </w:p>
+        </w:tc>
+        <w:tc>
+          <w:tcPr>
+            <w:tcW w:w="1683" w:type="dxa"/>
           </w:tcPr>
           <w:p>
             <w:pPr>
@@ -2623,9 +2644,17 @@
                 <w:szCs w:val="20"/>
                 <w:lang w:eastAsia="es-VE"/>
               </w:rPr>
-              <w:t>3</w:t>
-            </w:r>
-            <w:r>
+              <w:t>Universidad El Bosque</w:t>
+            </w:r>
+          </w:p>
+        </w:tc>
+        <w:tc>
+          <w:tcPr>
+            <w:tcW w:w="3041" w:type="dxa"/>
+          </w:tcPr>
+          <w:p>
+            <w:pPr>
+              <w:spacing w:after="0" w:line="240" w:lineRule="auto"/>
               <w:rPr>
                 <w:rFonts w:eastAsia="Times New Roman" w:cs="Arial"/>
                 <w:bCs/>
@@ -2634,8 +2663,7 @@
                 <w:szCs w:val="20"/>
                 <w:lang w:eastAsia="es-VE"/>
               </w:rPr>
-              <w:t>0/</w:t>
-            </w:r>
+            </w:pPr>
             <w:r>
               <w:rPr>
                 <w:rFonts w:eastAsia="Times New Roman" w:cs="Arial"/>
@@ -2645,8 +2673,9 @@
                 <w:szCs w:val="20"/>
                 <w:lang w:eastAsia="es-VE"/>
               </w:rPr>
-              <w:t>9</w:t>
-            </w:r>
+              <w:t xml:space="preserve">Se ajusto el cronograma para que este mostrara el trabajo realizado durante el proyecto y se ajusto el presupuesto a una cifra </w:t>
+            </w:r>
+            <w:proofErr w:type="spellStart"/>
             <w:r>
               <w:rPr>
                 <w:rFonts w:eastAsia="Times New Roman" w:cs="Arial"/>
@@ -2656,17 +2685,10 @@
                 <w:szCs w:val="20"/>
                 <w:lang w:eastAsia="es-VE"/>
               </w:rPr>
-              <w:t>/2026</w:t>
-            </w:r>
-          </w:p>
-        </w:tc>
-        <w:tc>
-          <w:tcPr>
-            <w:tcW w:w="950" w:type="dxa"/>
-          </w:tcPr>
-          <w:p>
-            <w:pPr>
-              <w:spacing w:after="0" w:line="240" w:lineRule="auto"/>
+              <w:t>mas</w:t>
+            </w:r>
+            <w:proofErr w:type="spellEnd"/>
+            <w:r>
               <w:rPr>
                 <w:rFonts w:eastAsia="Times New Roman" w:cs="Arial"/>
                 <w:bCs/>
@@ -2675,8 +2697,19 @@
                 <w:szCs w:val="20"/>
                 <w:lang w:eastAsia="es-VE"/>
               </w:rPr>
-            </w:pPr>
-            <w:r>
+              <w:t xml:space="preserve"> pequeña</w:t>
+            </w:r>
+          </w:p>
+        </w:tc>
+      </w:tr>
+      <w:tr>
+        <w:tc>
+          <w:tcPr>
+            <w:tcW w:w="1418" w:type="dxa"/>
+          </w:tcPr>
+          <w:p>
+            <w:pPr>
+              <w:spacing w:after="0" w:line="240" w:lineRule="auto"/>
               <w:rPr>
                 <w:rFonts w:eastAsia="Times New Roman" w:cs="Arial"/>
                 <w:bCs/>
@@ -2685,17 +2718,8 @@
                 <w:szCs w:val="20"/>
                 <w:lang w:eastAsia="es-VE"/>
               </w:rPr>
-              <w:t>4</w:t>
-            </w:r>
-          </w:p>
-        </w:tc>
-        <w:tc>
-          <w:tcPr>
-            <w:tcW w:w="1628" w:type="dxa"/>
-          </w:tcPr>
-          <w:p>
-            <w:pPr>
-              <w:spacing w:after="0" w:line="240" w:lineRule="auto"/>
+            </w:pPr>
+            <w:r>
               <w:rPr>
                 <w:rFonts w:eastAsia="Times New Roman" w:cs="Arial"/>
                 <w:bCs/>
@@ -2704,163 +2728,7 @@
                 <w:szCs w:val="20"/>
                 <w:lang w:eastAsia="es-VE"/>
               </w:rPr>
-            </w:pPr>
-            <w:r>
-              <w:rPr>
-                <w:rFonts w:eastAsia="Times New Roman" w:cs="Arial"/>
-                <w:bCs/>
-                <w:color w:val="000000"/>
-                <w:sz w:val="20"/>
-                <w:szCs w:val="20"/>
-                <w:lang w:eastAsia="es-VE"/>
-              </w:rPr>
-              <w:t>Samuel Aguilar</w:t>
-            </w:r>
-          </w:p>
-        </w:tc>
-        <w:tc>
-          <w:tcPr>
-            <w:tcW w:w="1683" w:type="dxa"/>
-          </w:tcPr>
-          <w:p>
-            <w:pPr>
-              <w:spacing w:after="0" w:line="240" w:lineRule="auto"/>
-              <w:rPr>
-                <w:rFonts w:eastAsia="Times New Roman" w:cs="Arial"/>
-                <w:bCs/>
-                <w:color w:val="000000"/>
-                <w:sz w:val="20"/>
-                <w:szCs w:val="20"/>
-                <w:lang w:eastAsia="es-VE"/>
-              </w:rPr>
-            </w:pPr>
-            <w:r>
-              <w:rPr>
-                <w:rFonts w:eastAsia="Times New Roman" w:cs="Arial"/>
-                <w:bCs/>
-                <w:color w:val="000000"/>
-                <w:sz w:val="20"/>
-                <w:szCs w:val="20"/>
-                <w:lang w:eastAsia="es-VE"/>
-              </w:rPr>
-              <w:t>Universidad El Bosque</w:t>
-            </w:r>
-          </w:p>
-        </w:tc>
-        <w:tc>
-          <w:tcPr>
-            <w:tcW w:w="3041" w:type="dxa"/>
-          </w:tcPr>
-          <w:p>
-            <w:pPr>
-              <w:spacing w:after="0" w:line="240" w:lineRule="auto"/>
-              <w:rPr>
-                <w:rFonts w:eastAsia="Times New Roman" w:cs="Arial"/>
-                <w:bCs/>
-                <w:color w:val="000000"/>
-                <w:sz w:val="20"/>
-                <w:szCs w:val="20"/>
-                <w:lang w:eastAsia="es-VE"/>
-              </w:rPr>
-            </w:pPr>
-            <w:r>
-              <w:rPr>
-                <w:rFonts w:eastAsia="Times New Roman" w:cs="Arial"/>
-                <w:bCs/>
-                <w:color w:val="000000"/>
-                <w:sz w:val="20"/>
-                <w:szCs w:val="20"/>
-                <w:lang w:eastAsia="es-VE"/>
-              </w:rPr>
-              <w:t xml:space="preserve">Se ajusto el cronograma para que este mostrara el trabajo realizado durante el proyecto y se ajusto el presupuesto a una cifra </w:t>
-            </w:r>
-            <w:proofErr w:type="spellStart"/>
-            <w:r>
-              <w:rPr>
-                <w:rFonts w:eastAsia="Times New Roman" w:cs="Arial"/>
-                <w:bCs/>
-                <w:color w:val="000000"/>
-                <w:sz w:val="20"/>
-                <w:szCs w:val="20"/>
-                <w:lang w:eastAsia="es-VE"/>
-              </w:rPr>
-              <w:t>mas</w:t>
-            </w:r>
-            <w:proofErr w:type="spellEnd"/>
-            <w:r>
-              <w:rPr>
-                <w:rFonts w:eastAsia="Times New Roman" w:cs="Arial"/>
-                <w:bCs/>
-                <w:color w:val="000000"/>
-                <w:sz w:val="20"/>
-                <w:szCs w:val="20"/>
-                <w:lang w:eastAsia="es-VE"/>
-              </w:rPr>
-              <w:t xml:space="preserve"> pequeña</w:t>
-            </w:r>
-          </w:p>
-        </w:tc>
-      </w:tr>
-      <w:tr>
-        <w:tc>
-          <w:tcPr>
-            <w:tcW w:w="1418" w:type="dxa"/>
-          </w:tcPr>
-          <w:p>
-            <w:pPr>
-              <w:spacing w:after="0" w:line="240" w:lineRule="auto"/>
-              <w:rPr>
-                <w:rFonts w:eastAsia="Times New Roman" w:cs="Arial"/>
-                <w:bCs/>
-                <w:color w:val="000000"/>
-                <w:sz w:val="20"/>
-                <w:szCs w:val="20"/>
-                <w:lang w:eastAsia="es-VE"/>
-              </w:rPr>
-            </w:pPr>
-            <w:r>
-              <w:rPr>
-                <w:rFonts w:eastAsia="Times New Roman" w:cs="Arial"/>
-                <w:bCs/>
-                <w:color w:val="000000"/>
-                <w:sz w:val="20"/>
-                <w:szCs w:val="20"/>
-                <w:lang w:eastAsia="es-VE"/>
-              </w:rPr>
-              <w:t>5</w:t>
-            </w:r>
-            <w:r>
-              <w:rPr>
-                <w:rFonts w:eastAsia="Times New Roman" w:cs="Arial"/>
-                <w:bCs/>
-                <w:color w:val="000000"/>
-                <w:sz w:val="20"/>
-                <w:szCs w:val="20"/>
-                <w:lang w:eastAsia="es-VE"/>
-              </w:rPr>
-              <w:t>/</w:t>
-            </w:r>
-            <w:r>
-              <w:rPr>
-                <w:rFonts w:eastAsia="Times New Roman" w:cs="Arial"/>
-                <w:bCs/>
-                <w:color w:val="000000"/>
-                <w:sz w:val="20"/>
-                <w:szCs w:val="20"/>
-                <w:lang w:eastAsia="es-VE"/>
-              </w:rPr>
-              <w:t>10</w:t>
-            </w:r>
-            <w:r>
-              <w:rPr>
-                <w:rFonts w:eastAsia="Times New Roman" w:cs="Arial"/>
-                <w:bCs/>
-                <w:color w:val="000000"/>
-                <w:sz w:val="20"/>
-                <w:szCs w:val="20"/>
-                <w:lang w:eastAsia="es-VE"/>
-              </w:rPr>
-              <w:t>/2026</w:t>
+              <w:t>5/10/2026</w:t>
             </w:r>
           </w:p>
         </w:tc>
@@ -4418,7 +4286,7 @@
       </w:tblGrid>
       <w:tr>
         <w:trPr>
-          <w:trHeight w:val="921"/>
+          <w:trHeight w:val="1045"/>
         </w:trPr>
         <w:tc>
           <w:tcPr>
@@ -4488,7 +4356,25 @@
                 <w:sz w:val="22"/>
                 <w:lang w:val="es-CO" w:eastAsia="es-CO"/>
               </w:rPr>
-              <w:t>28/08/2026</w:t>
+              <w:t>28/0</w:t>
+            </w:r>
+            <w:r>
+              <w:rPr>
+                <w:rFonts w:ascii="Aptos Narrow" w:eastAsia="Times New Roman" w:hAnsi="Aptos Narrow"/>
+                <w:color w:val="000000"/>
+                <w:sz w:val="22"/>
+                <w:lang w:val="es-CO" w:eastAsia="es-CO"/>
+              </w:rPr>
+              <w:t>9</w:t>
+            </w:r>
+            <w:r>
+              <w:rPr>
+                <w:rFonts w:ascii="Aptos Narrow" w:eastAsia="Times New Roman" w:hAnsi="Aptos Narrow"/>
+                <w:color w:val="000000"/>
+                <w:sz w:val="22"/>
+                <w:lang w:val="es-CO" w:eastAsia="es-CO"/>
+              </w:rPr>
+              <w:t>/2026</w:t>
             </w:r>
           </w:p>
         </w:tc>
@@ -4524,7 +4410,25 @@
                 <w:sz w:val="22"/>
                 <w:lang w:val="es-CO" w:eastAsia="es-CO"/>
               </w:rPr>
-              <w:t>29/08/2026</w:t>
+              <w:t>29/0</w:t>
+            </w:r>
+            <w:r>
+              <w:rPr>
+                <w:rFonts w:ascii="Aptos Narrow" w:eastAsia="Times New Roman" w:hAnsi="Aptos Narrow"/>
+                <w:color w:val="000000"/>
+                <w:sz w:val="22"/>
+                <w:lang w:val="es-CO" w:eastAsia="es-CO"/>
+              </w:rPr>
+              <w:t>9</w:t>
+            </w:r>
+            <w:r>
+              <w:rPr>
+                <w:rFonts w:ascii="Aptos Narrow" w:eastAsia="Times New Roman" w:hAnsi="Aptos Narrow"/>
+                <w:color w:val="000000"/>
+                <w:sz w:val="22"/>
+                <w:lang w:val="es-CO" w:eastAsia="es-CO"/>
+              </w:rPr>
+              <w:t>/2026</w:t>
             </w:r>
           </w:p>
         </w:tc>
@@ -4560,7 +4464,25 @@
                 <w:sz w:val="22"/>
                 <w:lang w:val="es-CO" w:eastAsia="es-CO"/>
               </w:rPr>
-              <w:t>30/08/2026</w:t>
+              <w:t>30/0</w:t>
+            </w:r>
+            <w:r>
+              <w:rPr>
+                <w:rFonts w:ascii="Aptos Narrow" w:eastAsia="Times New Roman" w:hAnsi="Aptos Narrow"/>
+                <w:color w:val="000000"/>
+                <w:sz w:val="22"/>
+                <w:lang w:val="es-CO" w:eastAsia="es-CO"/>
+              </w:rPr>
+              <w:t>9</w:t>
+            </w:r>
+            <w:r>
+              <w:rPr>
+                <w:rFonts w:ascii="Aptos Narrow" w:eastAsia="Times New Roman" w:hAnsi="Aptos Narrow"/>
+                <w:color w:val="000000"/>
+                <w:sz w:val="22"/>
+                <w:lang w:val="es-CO" w:eastAsia="es-CO"/>
+              </w:rPr>
+              <w:t>/2026</w:t>
             </w:r>
           </w:p>
         </w:tc>
@@ -4596,7 +4518,25 @@
                 <w:sz w:val="22"/>
                 <w:lang w:val="es-CO" w:eastAsia="es-CO"/>
               </w:rPr>
-              <w:t>31/08/2026</w:t>
+              <w:t>31/0</w:t>
+            </w:r>
+            <w:r>
+              <w:rPr>
+                <w:rFonts w:ascii="Aptos Narrow" w:eastAsia="Times New Roman" w:hAnsi="Aptos Narrow"/>
+                <w:color w:val="000000"/>
+                <w:sz w:val="22"/>
+                <w:lang w:val="es-CO" w:eastAsia="es-CO"/>
+              </w:rPr>
+              <w:t>9</w:t>
+            </w:r>
+            <w:r>
+              <w:rPr>
+                <w:rFonts w:ascii="Aptos Narrow" w:eastAsia="Times New Roman" w:hAnsi="Aptos Narrow"/>
+                <w:color w:val="000000"/>
+                <w:sz w:val="22"/>
+                <w:lang w:val="es-CO" w:eastAsia="es-CO"/>
+              </w:rPr>
+              <w:t>/2026</w:t>
             </w:r>
           </w:p>
         </w:tc>
@@ -4632,7 +4572,25 @@
                 <w:sz w:val="22"/>
                 <w:lang w:val="es-CO" w:eastAsia="es-CO"/>
               </w:rPr>
-              <w:t>1/09/2026</w:t>
+              <w:t>1/</w:t>
+            </w:r>
+            <w:r>
+              <w:rPr>
+                <w:rFonts w:ascii="Aptos Narrow" w:eastAsia="Times New Roman" w:hAnsi="Aptos Narrow"/>
+                <w:color w:val="000000"/>
+                <w:sz w:val="22"/>
+                <w:lang w:val="es-CO" w:eastAsia="es-CO"/>
+              </w:rPr>
+              <w:t>10</w:t>
+            </w:r>
+            <w:r>
+              <w:rPr>
+                <w:rFonts w:ascii="Aptos Narrow" w:eastAsia="Times New Roman" w:hAnsi="Aptos Narrow"/>
+                <w:color w:val="000000"/>
+                <w:sz w:val="22"/>
+                <w:lang w:val="es-CO" w:eastAsia="es-CO"/>
+              </w:rPr>
+              <w:t>/2026</w:t>
             </w:r>
           </w:p>
         </w:tc>
@@ -4668,7 +4626,25 @@
                 <w:sz w:val="22"/>
                 <w:lang w:val="es-CO" w:eastAsia="es-CO"/>
               </w:rPr>
-              <w:t>2/09/2026</w:t>
+              <w:t>2/</w:t>
+            </w:r>
+            <w:r>
+              <w:rPr>
+                <w:rFonts w:ascii="Aptos Narrow" w:eastAsia="Times New Roman" w:hAnsi="Aptos Narrow"/>
+                <w:color w:val="000000"/>
+                <w:sz w:val="22"/>
+                <w:lang w:val="es-CO" w:eastAsia="es-CO"/>
+              </w:rPr>
+              <w:t>10</w:t>
+            </w:r>
+            <w:r>
+              <w:rPr>
+                <w:rFonts w:ascii="Aptos Narrow" w:eastAsia="Times New Roman" w:hAnsi="Aptos Narrow"/>
+                <w:color w:val="000000"/>
+                <w:sz w:val="22"/>
+                <w:lang w:val="es-CO" w:eastAsia="es-CO"/>
+              </w:rPr>
+              <w:t>/2026</w:t>
             </w:r>
           </w:p>
         </w:tc>
@@ -4704,7 +4680,25 @@
                 <w:sz w:val="22"/>
                 <w:lang w:val="es-CO" w:eastAsia="es-CO"/>
               </w:rPr>
-              <w:t>3/09/2026</w:t>
+              <w:t>3/</w:t>
+            </w:r>
+            <w:r>
+              <w:rPr>
+                <w:rFonts w:ascii="Aptos Narrow" w:eastAsia="Times New Roman" w:hAnsi="Aptos Narrow"/>
+                <w:color w:val="000000"/>
+                <w:sz w:val="22"/>
+                <w:lang w:val="es-CO" w:eastAsia="es-CO"/>
+              </w:rPr>
+              <w:t>10</w:t>
+            </w:r>
+            <w:r>
+              <w:rPr>
+                <w:rFonts w:ascii="Aptos Narrow" w:eastAsia="Times New Roman" w:hAnsi="Aptos Narrow"/>
+                <w:color w:val="000000"/>
+                <w:sz w:val="22"/>
+                <w:lang w:val="es-CO" w:eastAsia="es-CO"/>
+              </w:rPr>
+              <w:t>/2026</w:t>
             </w:r>
           </w:p>
         </w:tc>
@@ -4740,7 +4734,25 @@
                 <w:sz w:val="22"/>
                 <w:lang w:val="es-CO" w:eastAsia="es-CO"/>
               </w:rPr>
-              <w:t>4/09/2026</w:t>
+              <w:t>4/</w:t>
+            </w:r>
+            <w:r>
+              <w:rPr>
+                <w:rFonts w:ascii="Aptos Narrow" w:eastAsia="Times New Roman" w:hAnsi="Aptos Narrow"/>
+                <w:color w:val="000000"/>
+                <w:sz w:val="22"/>
+                <w:lang w:val="es-CO" w:eastAsia="es-CO"/>
+              </w:rPr>
+              <w:t>10</w:t>
+            </w:r>
+            <w:r>
+              <w:rPr>
+                <w:rFonts w:ascii="Aptos Narrow" w:eastAsia="Times New Roman" w:hAnsi="Aptos Narrow"/>
+                <w:color w:val="000000"/>
+                <w:sz w:val="22"/>
+                <w:lang w:val="es-CO" w:eastAsia="es-CO"/>
+              </w:rPr>
+              <w:t>/2026</w:t>
             </w:r>
           </w:p>
         </w:tc>
@@ -4776,7 +4788,25 @@
                 <w:sz w:val="22"/>
                 <w:lang w:val="es-CO" w:eastAsia="es-CO"/>
               </w:rPr>
-              <w:t>5/09/2026</w:t>
+              <w:t>5/</w:t>
+            </w:r>
+            <w:r>
+              <w:rPr>
+                <w:rFonts w:ascii="Aptos Narrow" w:eastAsia="Times New Roman" w:hAnsi="Aptos Narrow"/>
+                <w:color w:val="000000"/>
+                <w:sz w:val="22"/>
+                <w:lang w:val="es-CO" w:eastAsia="es-CO"/>
+              </w:rPr>
+              <w:t>10</w:t>
+            </w:r>
+            <w:r>
+              <w:rPr>
+                <w:rFonts w:ascii="Aptos Narrow" w:eastAsia="Times New Roman" w:hAnsi="Aptos Narrow"/>
+                <w:color w:val="000000"/>
+                <w:sz w:val="22"/>
+                <w:lang w:val="es-CO" w:eastAsia="es-CO"/>
+              </w:rPr>
+              <w:t>/2026</w:t>
             </w:r>
           </w:p>
         </w:tc>
@@ -4812,7 +4842,25 @@
                 <w:sz w:val="22"/>
                 <w:lang w:val="es-CO" w:eastAsia="es-CO"/>
               </w:rPr>
-              <w:t>6/09/2026</w:t>
+              <w:t>6/</w:t>
+            </w:r>
+            <w:r>
+              <w:rPr>
+                <w:rFonts w:ascii="Aptos Narrow" w:eastAsia="Times New Roman" w:hAnsi="Aptos Narrow"/>
+                <w:color w:val="000000"/>
+                <w:sz w:val="22"/>
+                <w:lang w:val="es-CO" w:eastAsia="es-CO"/>
+              </w:rPr>
+              <w:t>10</w:t>
+            </w:r>
+            <w:r>
+              <w:rPr>
+                <w:rFonts w:ascii="Aptos Narrow" w:eastAsia="Times New Roman" w:hAnsi="Aptos Narrow"/>
+                <w:color w:val="000000"/>
+                <w:sz w:val="22"/>
+                <w:lang w:val="es-CO" w:eastAsia="es-CO"/>
+              </w:rPr>
+              <w:t>/2026</w:t>
             </w:r>
           </w:p>
         </w:tc>
@@ -4848,7 +4896,25 @@
                 <w:sz w:val="22"/>
                 <w:lang w:val="es-CO" w:eastAsia="es-CO"/>
               </w:rPr>
-              <w:t>7/09/2026</w:t>
+              <w:t>7/</w:t>
+            </w:r>
+            <w:r>
+              <w:rPr>
+                <w:rFonts w:ascii="Aptos Narrow" w:eastAsia="Times New Roman" w:hAnsi="Aptos Narrow"/>
+                <w:color w:val="000000"/>
+                <w:sz w:val="22"/>
+                <w:lang w:val="es-CO" w:eastAsia="es-CO"/>
+              </w:rPr>
+              <w:t>10</w:t>
+            </w:r>
+            <w:r>
+              <w:rPr>
+                <w:rFonts w:ascii="Aptos Narrow" w:eastAsia="Times New Roman" w:hAnsi="Aptos Narrow"/>
+                <w:color w:val="000000"/>
+                <w:sz w:val="22"/>
+                <w:lang w:val="es-CO" w:eastAsia="es-CO"/>
+              </w:rPr>
+              <w:t>/2026</w:t>
             </w:r>
           </w:p>
         </w:tc>
@@ -4884,7 +4950,25 @@
                 <w:sz w:val="22"/>
                 <w:lang w:val="es-CO" w:eastAsia="es-CO"/>
               </w:rPr>
-              <w:t>8/09/2026</w:t>
+              <w:t>8/</w:t>
+            </w:r>
+            <w:r>
+              <w:rPr>
+                <w:rFonts w:ascii="Aptos Narrow" w:eastAsia="Times New Roman" w:hAnsi="Aptos Narrow"/>
+                <w:color w:val="000000"/>
+                <w:sz w:val="22"/>
+                <w:lang w:val="es-CO" w:eastAsia="es-CO"/>
+              </w:rPr>
+              <w:t>10</w:t>
+            </w:r>
+            <w:r>
+              <w:rPr>
+                <w:rFonts w:ascii="Aptos Narrow" w:eastAsia="Times New Roman" w:hAnsi="Aptos Narrow"/>
+                <w:color w:val="000000"/>
+                <w:sz w:val="22"/>
+                <w:lang w:val="es-CO" w:eastAsia="es-CO"/>
+              </w:rPr>
+              <w:t>/2026</w:t>
             </w:r>
           </w:p>
         </w:tc>
@@ -4920,7 +5004,25 @@
                 <w:sz w:val="22"/>
                 <w:lang w:val="es-CO" w:eastAsia="es-CO"/>
               </w:rPr>
-              <w:t>9/09/2026</w:t>
+              <w:t>9/</w:t>
+            </w:r>
+            <w:r>
+              <w:rPr>
+                <w:rFonts w:ascii="Aptos Narrow" w:eastAsia="Times New Roman" w:hAnsi="Aptos Narrow"/>
+                <w:color w:val="000000"/>
+                <w:sz w:val="22"/>
+                <w:lang w:val="es-CO" w:eastAsia="es-CO"/>
+              </w:rPr>
+              <w:t>10</w:t>
+            </w:r>
+            <w:r>
+              <w:rPr>
+                <w:rFonts w:ascii="Aptos Narrow" w:eastAsia="Times New Roman" w:hAnsi="Aptos Narrow"/>
+                <w:color w:val="000000"/>
+                <w:sz w:val="22"/>
+                <w:lang w:val="es-CO" w:eastAsia="es-CO"/>
+              </w:rPr>
+              <w:t>/2026</w:t>
             </w:r>
           </w:p>
         </w:tc>
@@ -4956,7 +5058,43 @@
                 <w:sz w:val="22"/>
                 <w:lang w:val="es-CO" w:eastAsia="es-CO"/>
               </w:rPr>
-              <w:t>10/09/2026</w:t>
+              <w:t>1</w:t>
+            </w:r>
+            <w:r>
+              <w:rPr>
+                <w:rFonts w:ascii="Aptos Narrow" w:eastAsia="Times New Roman" w:hAnsi="Aptos Narrow"/>
+                <w:color w:val="000000"/>
+                <w:sz w:val="22"/>
+                <w:lang w:val="es-CO" w:eastAsia="es-CO"/>
+              </w:rPr>
+              <w:t>1</w:t>
+            </w:r>
+            <w:r>
+              <w:rPr>
+                <w:rFonts w:ascii="Aptos Narrow" w:eastAsia="Times New Roman" w:hAnsi="Aptos Narrow"/>
+                <w:color w:val="000000"/>
+                <w:sz w:val="22"/>
+                <w:lang w:val="es-CO" w:eastAsia="es-CO"/>
+              </w:rPr>
+              <w:t>/</w:t>
+            </w:r>
+            <w:r>
+              <w:rPr>
+                <w:rFonts w:ascii="Aptos Narrow" w:eastAsia="Times New Roman" w:hAnsi="Aptos Narrow"/>
+                <w:color w:val="000000"/>
+                <w:sz w:val="22"/>
+                <w:lang w:val="es-CO" w:eastAsia="es-CO"/>
+              </w:rPr>
+              <w:t>10</w:t>
+            </w:r>
+            <w:r>
+              <w:rPr>
+                <w:rFonts w:ascii="Aptos Narrow" w:eastAsia="Times New Roman" w:hAnsi="Aptos Narrow"/>
+                <w:color w:val="000000"/>
+                <w:sz w:val="22"/>
+                <w:lang w:val="es-CO" w:eastAsia="es-CO"/>
+              </w:rPr>
+              <w:t>/2026</w:t>
             </w:r>
           </w:p>
         </w:tc>
@@ -9237,61 +9375,9 @@
               <w:t>El presupuesto será administrado por el gerente del proyecto, quien realizará seguimiento a la distribución de los recursos y procurará que los gastos se mantengan dentro del límite aprobado. Cualquier modificación significativa del presupuesto deberá ser revisada y aprobada por el patrocinador del proyecto.</w:t>
             </w:r>
           </w:p>
-          <w:p>
-            <w:pPr>
-              <w:rPr>
-                <w:lang w:val="es-CO"/>
-              </w:rPr>
-            </w:pPr>
-            <w:r>
-              <w:rPr>
-                <w:lang w:val="es-CO"/>
-              </w:rPr>
-              <w:t xml:space="preserve">La estimación contempla el desarrollo de una aplicación </w:t>
-            </w:r>
-            <w:proofErr w:type="spellStart"/>
-            <w:r>
-              <w:rPr>
-                <w:lang w:val="es-CO"/>
-              </w:rPr>
-              <w:t>frontend</w:t>
-            </w:r>
-            <w:proofErr w:type="spellEnd"/>
-            <w:r>
-              <w:rPr>
-                <w:lang w:val="es-CO"/>
-              </w:rPr>
-              <w:t xml:space="preserve"> en Angular, con información almacenada en archivos JSON y simulación de reservas, sin requerir la implementación de un </w:t>
-            </w:r>
-            <w:proofErr w:type="spellStart"/>
-            <w:r>
-              <w:rPr>
-                <w:lang w:val="es-CO"/>
-              </w:rPr>
-              <w:t>backend</w:t>
-            </w:r>
-            <w:proofErr w:type="spellEnd"/>
-            <w:r>
-              <w:rPr>
-                <w:lang w:val="es-CO"/>
-              </w:rPr>
-              <w:t xml:space="preserve"> ni de un sistema de pagos reales.</w:t>
-            </w:r>
-          </w:p>
-          <w:p/>
         </w:tc>
       </w:tr>
     </w:tbl>
-    <w:p>
-      <w:pPr>
-        <w:pStyle w:val="Ttulo1"/>
-      </w:pPr>
-    </w:p>
-    <w:p>
-      <w:pPr>
-        <w:pStyle w:val="Ttulo1"/>
-      </w:pPr>
-    </w:p>
     <w:p>
       <w:pPr>
         <w:pStyle w:val="Ttulo1"/>
@@ -9460,11 +9546,7 @@
           </w:tcPr>
           <w:p>
             <w:r>
-              <w:t xml:space="preserve">Ing. Diego Fernando </w:t>
-            </w:r>
-            <w:r>
-              <w:lastRenderedPageBreak/>
-              <w:t>Rodríguez Castañeda</w:t>
+              <w:t>Ing. Diego Fernando Rodríguez Castañeda</w:t>
             </w:r>
           </w:p>
         </w:tc>
@@ -9474,7 +9556,6 @@
           </w:tcPr>
           <w:p>
             <w:r>
-              <w:lastRenderedPageBreak/>
               <w:t>Docente / Patrocinador académico</w:t>
             </w:r>
           </w:p>
@@ -9485,11 +9566,13 @@
           </w:tcPr>
           <w:p>
             <w:r>
-              <w:t xml:space="preserve">Ingeniería de Software – </w:t>
-            </w:r>
-            <w:r>
-              <w:lastRenderedPageBreak/>
-              <w:t>Universidad El Bosque</w:t>
+              <w:t xml:space="preserve">Ingeniería de </w:t>
+            </w:r>
+            <w:r>
+              <w:t>Sistemas</w:t>
+            </w:r>
+            <w:r>
+              <w:t xml:space="preserve"> – Universidad El Bosque</w:t>
             </w:r>
           </w:p>
         </w:tc>
@@ -9499,7 +9582,6 @@
           </w:tcPr>
           <w:p>
             <w:r>
-              <w:lastRenderedPageBreak/>
               <w:t>No aplica</w:t>
             </w:r>
           </w:p>
@@ -9512,7 +9594,7 @@
           </w:tcPr>
           <w:p>
             <w:r>
-              <w:t>Equipo 2</w:t>
+              <w:t>Desarrolladores NPI inc.</w:t>
             </w:r>
           </w:p>
         </w:tc>
@@ -9559,6 +9641,7 @@
       </w:pPr>
       <w:bookmarkStart w:id="14" w:name="_Toc506135488"/>
       <w:r>
+        <w:lastRenderedPageBreak/>
         <w:t>Requisitos de aprobación del proyecto</w:t>
       </w:r>
       <w:bookmarkEnd w:id="14"/>
@@ -9630,26 +9713,6 @@
       <w:pPr>
         <w:pStyle w:val="Ttulo1"/>
       </w:pPr>
-    </w:p>
-    <w:p>
-      <w:pPr>
-        <w:pStyle w:val="Ttulo1"/>
-      </w:pPr>
-    </w:p>
-    <w:p>
-      <w:pPr>
-        <w:pStyle w:val="Ttulo1"/>
-      </w:pPr>
-    </w:p>
-    <w:p>
-      <w:pPr>
-        <w:pStyle w:val="Ttulo1"/>
-      </w:pPr>
-    </w:p>
-    <w:p>
-      <w:pPr>
-        <w:pStyle w:val="Ttulo1"/>
-      </w:pPr>
       <w:bookmarkStart w:id="15" w:name="_Toc506135489"/>
       <w:r>
         <w:t>Asignación del Gerente de Proyecto y nivel de autoridad</w:t>
@@ -9662,7 +9725,6 @@
       </w:pPr>
       <w:bookmarkStart w:id="16" w:name="_Toc506135490"/>
       <w:r>
-        <w:lastRenderedPageBreak/>
         <w:t>Gerente de Proyecto</w:t>
       </w:r>
       <w:bookmarkEnd w:id="16"/>
@@ -10008,7 +10070,11 @@
           </w:tcPr>
           <w:p>
             <w:r>
-              <w:t>El proyecto no contempla presupuesto monetario. El gerente verifica que las herramientas y recursos utilizados se mantengan dentro de las restricciones acordadas.</w:t>
+              <w:t xml:space="preserve">El proyecto no contempla presupuesto monetario. El gerente verifica que las herramientas y recursos utilizados se </w:t>
+            </w:r>
+            <w:r>
+              <w:lastRenderedPageBreak/>
+              <w:t>mantengan dentro de las restricciones acordadas.</w:t>
             </w:r>
           </w:p>
         </w:tc>
@@ -10036,6 +10102,7 @@
                 <w:szCs w:val="24"/>
                 <w:lang w:eastAsia="es-VE"/>
               </w:rPr>
+              <w:lastRenderedPageBreak/>
               <w:t>Decisiones técnicas</w:t>
             </w:r>
           </w:p>
@@ -10112,7 +10179,6 @@
                 <w:szCs w:val="24"/>
                 <w:lang w:eastAsia="es-VE"/>
               </w:rPr>
-              <w:lastRenderedPageBreak/>
               <w:t>Ruta de escalamiento y limitaciones de autoridad</w:t>
             </w:r>
           </w:p>
@@ -10159,7 +10225,28 @@
       <w:pPr>
         <w:pStyle w:val="Ttulo1"/>
       </w:pPr>
-      <w:r>
+    </w:p>
+    <w:p>
+      <w:pPr>
+        <w:pStyle w:val="Ttulo1"/>
+      </w:pPr>
+    </w:p>
+    <w:p>
+      <w:pPr>
+        <w:pStyle w:val="Ttulo1"/>
+      </w:pPr>
+    </w:p>
+    <w:p>
+      <w:pPr>
+        <w:pStyle w:val="Ttulo1"/>
+      </w:pPr>
+    </w:p>
+    <w:p>
+      <w:pPr>
+        <w:pStyle w:val="Ttulo1"/>
+      </w:pPr>
+      <w:r>
+        <w:lastRenderedPageBreak/>
         <w:t>Equipo del Proyecto</w:t>
       </w:r>
       <w:bookmarkEnd w:id="18"/>
@@ -14291,6 +14378,7 @@
   <w:style w:type="character" w:default="1" w:styleId="Fuentedeprrafopredeter">
     <w:name w:val="Default Paragraph Font"/>
     <w:uiPriority w:val="1"/>
+    <w:semiHidden/>
     <w:unhideWhenUsed/>
   </w:style>
   <w:style w:type="table" w:default="1" w:styleId="Tablanormal">

--- a/Acta De Constitucion Marketplace.docx
+++ b/Acta De Constitucion Marketplace.docx
@@ -987,7 +987,7 @@
         <w:rPr>
           <w:noProof/>
         </w:rPr>
-        <w:t>4</w:t>
+        <w:t>5</w:t>
       </w:r>
       <w:r>
         <w:rPr>
@@ -1109,7 +1109,7 @@
         <w:rPr>
           <w:noProof/>
         </w:rPr>
-        <w:t>5</w:t>
+        <w:t>6</w:t>
       </w:r>
       <w:r>
         <w:rPr>
@@ -1170,7 +1170,7 @@
         <w:rPr>
           <w:noProof/>
         </w:rPr>
-        <w:t>5</w:t>
+        <w:t>7</w:t>
       </w:r>
       <w:r>
         <w:rPr>
@@ -1231,7 +1231,7 @@
         <w:rPr>
           <w:noProof/>
         </w:rPr>
-        <w:t>6</w:t>
+        <w:t>8</w:t>
       </w:r>
       <w:r>
         <w:rPr>
@@ -1292,7 +1292,7 @@
         <w:rPr>
           <w:noProof/>
         </w:rPr>
-        <w:t>6</w:t>
+        <w:t>9</w:t>
       </w:r>
       <w:r>
         <w:rPr>
@@ -1353,7 +1353,7 @@
         <w:rPr>
           <w:noProof/>
         </w:rPr>
-        <w:t>6</w:t>
+        <w:t>9</w:t>
       </w:r>
       <w:r>
         <w:rPr>
@@ -1414,7 +1414,7 @@
         <w:rPr>
           <w:noProof/>
         </w:rPr>
-        <w:t>7</w:t>
+        <w:t>10</w:t>
       </w:r>
       <w:r>
         <w:rPr>
@@ -1475,7 +1475,7 @@
         <w:rPr>
           <w:noProof/>
         </w:rPr>
-        <w:t>7</w:t>
+        <w:t>11</w:t>
       </w:r>
       <w:r>
         <w:rPr>
@@ -1536,7 +1536,7 @@
         <w:rPr>
           <w:noProof/>
         </w:rPr>
-        <w:t>7</w:t>
+        <w:t>12</w:t>
       </w:r>
       <w:r>
         <w:rPr>
@@ -1597,7 +1597,7 @@
         <w:rPr>
           <w:noProof/>
         </w:rPr>
-        <w:t>8</w:t>
+        <w:t>12</w:t>
       </w:r>
       <w:r>
         <w:rPr>
@@ -1658,7 +1658,7 @@
         <w:rPr>
           <w:noProof/>
         </w:rPr>
-        <w:t>8</w:t>
+        <w:t>12</w:t>
       </w:r>
       <w:r>
         <w:rPr>
@@ -1719,7 +1719,7 @@
         <w:rPr>
           <w:noProof/>
         </w:rPr>
-        <w:t>8</w:t>
+        <w:t>12</w:t>
       </w:r>
       <w:r>
         <w:rPr>
@@ -1780,7 +1780,7 @@
         <w:rPr>
           <w:noProof/>
         </w:rPr>
-        <w:t>8</w:t>
+        <w:t>14</w:t>
       </w:r>
       <w:r>
         <w:rPr>
@@ -1842,7 +1842,7 @@
         <w:rPr>
           <w:noProof/>
         </w:rPr>
-        <w:t>9</w:t>
+        <w:t>15</w:t>
       </w:r>
       <w:r>
         <w:rPr>
@@ -2673,31 +2673,7 @@
                 <w:szCs w:val="20"/>
                 <w:lang w:eastAsia="es-VE"/>
               </w:rPr>
-              <w:t xml:space="preserve">Se ajusto el cronograma para que este mostrara el trabajo realizado durante el proyecto y se ajusto el presupuesto a una cifra </w:t>
-            </w:r>
-            <w:proofErr w:type="spellStart"/>
-            <w:r>
-              <w:rPr>
-                <w:rFonts w:eastAsia="Times New Roman" w:cs="Arial"/>
-                <w:bCs/>
-                <w:color w:val="000000"/>
-                <w:sz w:val="20"/>
-                <w:szCs w:val="20"/>
-                <w:lang w:eastAsia="es-VE"/>
-              </w:rPr>
-              <w:t>mas</w:t>
-            </w:r>
-            <w:proofErr w:type="spellEnd"/>
-            <w:r>
-              <w:rPr>
-                <w:rFonts w:eastAsia="Times New Roman" w:cs="Arial"/>
-                <w:bCs/>
-                <w:color w:val="000000"/>
-                <w:sz w:val="20"/>
-                <w:szCs w:val="20"/>
-                <w:lang w:eastAsia="es-VE"/>
-              </w:rPr>
-              <w:t xml:space="preserve"> pequeña</w:t>
+              <w:t>Se ajusto el cronograma para que este mostrara el trabajo realizado durante el proyecto y se ajusto el presupuesto a una cifra mas pequeña</w:t>
             </w:r>
           </w:p>
         </w:tc>
@@ -3761,36 +3737,36 @@
                 <w:rFonts w:cs="Arial"/>
                 <w:szCs w:val="24"/>
               </w:rPr>
-              <w:t>Elaborar una página web de comercio electrónico, la cual será inspirada en Mercado Libre. Donde se permita a los usuarios (compradores y vendedores)</w:t>
-            </w:r>
-            <w:r>
+              <w:t>Elaborar una pagina web de Marketplace y alojamientos siguiendo los diseños proporcionados por los miembros del equipo, en el que se podrá mostrar, consultar, agregar o eliminar reservas según sea conveniente para el usuario en determinado momento.</w:t>
+            </w:r>
+          </w:p>
+        </w:tc>
+        <w:tc>
+          <w:tcPr>
+            <w:tcW w:w="3011" w:type="dxa"/>
+          </w:tcPr>
+          <w:p>
+            <w:pPr>
+              <w:pStyle w:val="Sinespaciado"/>
+              <w:jc w:val="both"/>
               <w:rPr>
                 <w:rFonts w:cs="Arial"/>
                 <w:szCs w:val="24"/>
               </w:rPr>
-              <w:t xml:space="preserve"> realizar diferentes acciones tales como publicar, actualizar o buscar. Así mismo, que esta permita acceder a una sección de entretenimiento.</w:t>
-            </w:r>
-          </w:p>
-        </w:tc>
-        <w:tc>
-          <w:tcPr>
-            <w:tcW w:w="3011" w:type="dxa"/>
-          </w:tcPr>
-          <w:p>
-            <w:pPr>
-              <w:pStyle w:val="Sinespaciado"/>
-              <w:jc w:val="both"/>
+            </w:pPr>
+            <w:r>
               <w:rPr>
                 <w:rFonts w:cs="Arial"/>
                 <w:szCs w:val="24"/>
               </w:rPr>
-            </w:pPr>
+              <w:t xml:space="preserve">El aplicativo debe desarrollar todas las actividades mencionadas en su totalidad (CRUD), búsqueda de elementos, acceso al módulo de </w:t>
+            </w:r>
             <w:r>
               <w:rPr>
                 <w:rFonts w:cs="Arial"/>
                 <w:szCs w:val="24"/>
               </w:rPr>
-              <w:t>El aplicativo debe desarrollar todas las actividades mencionadas en su totalidad (CRUD), búsqueda de elementos, acceso al módulo de entretenimiento.</w:t>
+              <w:t>alojamiento</w:t>
             </w:r>
           </w:p>
         </w:tc>
@@ -9260,21 +9236,7 @@
                 <w:lang w:val="es-CO"/>
               </w:rPr>
               <w:lastRenderedPageBreak/>
-              <w:t xml:space="preserve">Desarrollo del </w:t>
-            </w:r>
-            <w:proofErr w:type="spellStart"/>
-            <w:r>
-              <w:rPr>
-                <w:lang w:val="es-CO"/>
-              </w:rPr>
-              <w:t>frontend</w:t>
-            </w:r>
-            <w:proofErr w:type="spellEnd"/>
-            <w:r>
-              <w:rPr>
-                <w:lang w:val="es-CO"/>
-              </w:rPr>
-              <w:t xml:space="preserve"> utilizando Angular: $5.000.000 COP.</w:t>
+              <w:t>Desarrollo del frontend utilizando Angular: $5.000.000 COP.</w:t>
             </w:r>
           </w:p>
           <w:p>
@@ -9389,15 +9351,7 @@
       </w:pPr>
       <w:bookmarkStart w:id="13" w:name="_Toc506135487"/>
       <w:r>
-        <w:t>Lista de Interesados (</w:t>
-      </w:r>
-      <w:proofErr w:type="spellStart"/>
-      <w:r>
-        <w:t>stakeholders</w:t>
-      </w:r>
-      <w:proofErr w:type="spellEnd"/>
-      <w:r>
-        <w:t>)</w:t>
+        <w:t>Lista de Interesados (stakeholders)</w:t>
       </w:r>
       <w:bookmarkEnd w:id="13"/>
     </w:p>
@@ -9682,23 +9636,7 @@
               <w:t xml:space="preserve"> la carpeta</w:t>
             </w:r>
             <w:r>
-              <w:t xml:space="preserve"> </w:t>
-            </w:r>
-            <w:proofErr w:type="spellStart"/>
-            <w:r>
-              <w:t>node_modules</w:t>
-            </w:r>
-            <w:proofErr w:type="spellEnd"/>
-            <w:r>
-              <w:t>, el repositorio con README.md</w:t>
-            </w:r>
-            <w:proofErr w:type="gramStart"/>
-            <w:r>
-              <w:t>, .gitignore</w:t>
-            </w:r>
-            <w:proofErr w:type="gramEnd"/>
-            <w:r>
-              <w:t xml:space="preserve"> e historial de commits, los datos JSON y el video de sustentación de máximo cinco minutos con participación de todos los integrantes.</w:t>
+              <w:t xml:space="preserve"> node_modules, el repositorio con README.md, .gitignore e historial de commits, los datos JSON y el video de sustentación de máximo cinco minutos con participación de todos los integrantes.</w:t>
             </w:r>
           </w:p>
         </w:tc>
@@ -10416,13 +10354,8 @@
               <w:spacing w:after="0" w:line="240" w:lineRule="auto"/>
               <w:jc w:val="center"/>
             </w:pPr>
-            <w:proofErr w:type="spellStart"/>
-            <w:r>
-              <w:t>Dep</w:t>
-            </w:r>
-            <w:proofErr w:type="spellEnd"/>
-            <w:r>
-              <w:t>. desarrollo</w:t>
+            <w:r>
+              <w:t>Dep. desarrollo</w:t>
             </w:r>
             <w:r>
               <w:t xml:space="preserve"> </w:t>
@@ -10484,13 +10417,8 @@
             <w:pPr>
               <w:jc w:val="center"/>
             </w:pPr>
-            <w:proofErr w:type="spellStart"/>
-            <w:r>
-              <w:t>Dep</w:t>
-            </w:r>
-            <w:proofErr w:type="spellEnd"/>
-            <w:r>
-              <w:t>. desarrollo</w:t>
+            <w:r>
+              <w:t>Dep. desarrollo</w:t>
             </w:r>
           </w:p>
           <w:p>
@@ -10541,13 +10469,8 @@
             <w:pPr>
               <w:jc w:val="center"/>
             </w:pPr>
-            <w:proofErr w:type="spellStart"/>
-            <w:r>
-              <w:t>Dep</w:t>
-            </w:r>
-            <w:proofErr w:type="spellEnd"/>
-            <w:r>
-              <w:t>. desarrollo</w:t>
+            <w:r>
+              <w:t>Dep. desarrollo</w:t>
             </w:r>
           </w:p>
           <w:p>
@@ -10604,13 +10527,8 @@
             <w:pPr>
               <w:jc w:val="center"/>
             </w:pPr>
-            <w:proofErr w:type="spellStart"/>
-            <w:r>
-              <w:t>Dep</w:t>
-            </w:r>
-            <w:proofErr w:type="spellEnd"/>
-            <w:r>
-              <w:t>. desarrollo</w:t>
+            <w:r>
+              <w:t>Dep. desarrollo</w:t>
             </w:r>
           </w:p>
           <w:p>
